--- a/Checklist AV4.docx
+++ b/Checklist AV4.docx
@@ -275,6 +275,7 @@
               <w:rPr>
                 <w:sz w:val="20"/>
                 <w:szCs w:val="20"/>
+                <w:highlight w:val="green"/>
               </w:rPr>
               <w:t>SELECT-FROM-WHERE</w:t>
             </w:r>
@@ -608,6 +609,7 @@
               <w:rPr>
                 <w:sz w:val="20"/>
                 <w:szCs w:val="20"/>
+                <w:highlight w:val="green"/>
               </w:rPr>
               <w:t>COUNT</w:t>
             </w:r>
@@ -867,6 +869,7 @@
               <w:rPr>
                 <w:sz w:val="20"/>
                 <w:szCs w:val="20"/>
+                <w:highlight w:val="green"/>
               </w:rPr>
               <w:t>GROUP BY</w:t>
             </w:r>

--- a/Checklist AV4.docx
+++ b/Checklist AV4.docx
@@ -832,6 +832,7 @@
               <w:rPr>
                 <w:sz w:val="20"/>
                 <w:szCs w:val="20"/>
+                <w:highlight w:val="green"/>
               </w:rPr>
               <w:t>ORDER BY</w:t>
             </w:r>

--- a/Checklist AV4.docx
+++ b/Checklist AV4.docx
@@ -424,6 +424,7 @@
               <w:rPr>
                 <w:sz w:val="20"/>
                 <w:szCs w:val="20"/>
+                <w:highlight w:val="green"/>
               </w:rPr>
               <w:t>IS NULL ou IS NOT NULL</w:t>
             </w:r>
@@ -461,6 +462,7 @@
               <w:rPr>
                 <w:sz w:val="20"/>
                 <w:szCs w:val="20"/>
+                <w:highlight w:val="green"/>
               </w:rPr>
               <w:t>INNER JOIN</w:t>
             </w:r>
